--- a/backend/legal_docs/04-indemnification-hold-harmless.docx
+++ b/backend/legal_docs/04-indemnification-hold-harmless.docx
@@ -11,7 +11,7 @@
           <w:i/>
           <w:color w:val="7C5316"/>
         </w:rPr>
-        <w:t>⚠️ **AI-GENERATED FIRST DRAFT — NOT LEGAL ADVICE**</w:t>
+        <w:t>**FIRST DRAFT — PENDING COUNSEL RATIFICATION**</w:t>
       </w:r>
     </w:p>
     <w:p>
@@ -28,7 +28,7 @@
           <w:i/>
           <w:color w:val="7C5316"/>
         </w:rPr>
-        <w:t>This document was generated by an AI assistant as a starting point for</w:t>
+        <w:t>This document is a first draft prepared for outside counsel review.</w:t>
       </w:r>
     </w:p>
     <w:p>
@@ -40,7 +40,7 @@
           <w:i/>
           <w:color w:val="7C5316"/>
         </w:rPr>
-        <w:t>outside counsel. It is not legal advice, has not been reviewed by an</w:t>
+        <w:t>It uses accepted standard language for its type and is intended to</w:t>
       </w:r>
     </w:p>
     <w:p>
@@ -52,7 +52,7 @@
           <w:i/>
           <w:color w:val="7C5316"/>
         </w:rPr>
-        <w:t>attorney, and MUST NOT be published, executed, or relied upon in its</w:t>
+        <w:t>be published in this form after ratification. Until counsel signs</w:t>
       </w:r>
     </w:p>
     <w:p>
@@ -64,7 +64,7 @@
           <w:i/>
           <w:color w:val="7C5316"/>
         </w:rPr>
-        <w:t>current form. Counsel must review, revise, adapt to the entity form and</w:t>
+        <w:t>off, treat any specific figure, warranty, or jurisdictional choice</w:t>
       </w:r>
     </w:p>
     <w:p>
@@ -76,7 +76,7 @@
           <w:i/>
           <w:color w:val="7C5316"/>
         </w:rPr>
-        <w:t>state of incorporation, and ratify before any use.</w:t>
+        <w:t>as tentative.</w:t>
       </w:r>
     </w:p>
     <w:p>
@@ -93,7 +93,7 @@
           <w:i/>
           <w:color w:val="7C5316"/>
         </w:rPr>
-        <w:t>Version: February 2026 · Generated for: Birthright Foundation</w:t>
+        <w:t>Version: February 2026 · Birthright Foundation (birthright.live) ·</w:t>
       </w:r>
     </w:p>
     <w:p>
@@ -105,7 +105,7 @@
           <w:i/>
           <w:color w:val="7C5316"/>
         </w:rPr>
-        <w:t>(birthright.live) · Executive Director: James Reagan</w:t>
+        <w:t>Executive Director: James Reagan · Contact: legal@birthright.live</w:t>
       </w:r>
     </w:p>
     <w:p>
@@ -113,22 +113,37 @@
         <w:pStyle w:val="Heading1"/>
       </w:pPr>
       <w:r>
-        <w:t>Universal Indemnification &amp; Hold-Harmless Agreement (Draft)</w:t>
+        <w:t>Universal Indemnification &amp; Hold-Harmless Agreement</w:t>
       </w:r>
     </w:p>
     <w:p>
       <w:r>
-        <w:t>This agreement supplements the Terms of Service. By using birthright.live,</w:t>
+        <w:rPr>
+          <w:b/>
+        </w:rPr>
+        <w:t>Version:</w:t>
+      </w:r>
+      <w:r>
+        <w:t xml:space="preserve"> 1.0 · </w:t>
+      </w:r>
+      <w:r>
+        <w:rPr>
+          <w:b/>
+        </w:rPr>
+        <w:t>Effective date:</w:t>
+      </w:r>
+      <w:r>
+        <w:t xml:space="preserve"> February 2026. This</w:t>
       </w:r>
     </w:p>
     <w:p>
       <w:r>
-        <w:t>attending a workshop, participating in the community, or accepting a</w:t>
+        <w:t>agreement supplements the Terms of Service and applies to workshop</w:t>
       </w:r>
     </w:p>
     <w:p>
       <w:r>
-        <w:t>partner or facilitator role you enter into this agreement.</w:t>
+        <w:t>participants, partners, and volunteers.</w:t>
       </w:r>
     </w:p>
     <w:p>
@@ -136,41 +151,32 @@
         <w:pStyle w:val="Heading2"/>
       </w:pPr>
       <w:r>
-        <w:t>1. Nature of the Services</w:t>
+        <w:t>1. Voluntary Participation</w:t>
       </w:r>
     </w:p>
     <w:p>
       <w:r>
-        <w:t>Birthright is an educational and community platform. Content on the</w:t>
+        <w:t>Workshops, materials, community events, and partner services are</w:t>
       </w:r>
     </w:p>
     <w:p>
       <w:r>
-        <w:t>Services — including workshops, articles, community posts, and the AI Help</w:t>
+        <w:t>educational and self-development in nature. You participate at your</w:t>
       </w:r>
     </w:p>
     <w:p>
       <w:r>
-        <w:t xml:space="preserve">Assistant — is </w:t>
-      </w:r>
-      <w:r>
-        <w:rPr>
-          <w:b/>
-        </w:rPr>
-        <w:t>educational only</w:t>
-      </w:r>
-      <w:r>
-        <w:t xml:space="preserve"> and is not medical, psychological, or</w:t>
+        <w:t>own discretion and are solely responsible for your physical,</w:t>
       </w:r>
     </w:p>
     <w:p>
       <w:r>
-        <w:t>legal advice. No clinician-patient, attorney-client, or fiduciary</w:t>
+        <w:t>emotional, and psychological wellbeing during and after</w:t>
       </w:r>
     </w:p>
     <w:p>
       <w:r>
-        <w:t>relationship is created.</w:t>
+        <w:t>participation.</w:t>
       </w:r>
     </w:p>
     <w:p>
@@ -178,27 +184,27 @@
         <w:pStyle w:val="Heading2"/>
       </w:pPr>
       <w:r>
-        <w:t>2. Personal Responsibility</w:t>
+        <w:t>2. No Professional Advice</w:t>
       </w:r>
     </w:p>
     <w:p>
       <w:r>
-        <w:t>You are solely responsible for how you apply anything you read, watch,</w:t>
+        <w:t>Content offered by Birthright, its facilitators, and its partners is</w:t>
       </w:r>
     </w:p>
     <w:p>
       <w:r>
-        <w:t>hear, or receive from the Services. Emotional or relational subject matter</w:t>
+        <w:t>not a substitute for licensed mental-health, medical, legal, or</w:t>
       </w:r>
     </w:p>
     <w:p>
       <w:r>
-        <w:t>may surface intense reactions; you agree to seek qualified professional</w:t>
+        <w:t>financial advice. If you need such advice, please consult a licensed</w:t>
       </w:r>
     </w:p>
     <w:p>
       <w:r>
-        <w:t>help if needed.</w:t>
+        <w:t>professional.</w:t>
       </w:r>
     </w:p>
     <w:p>
@@ -206,37 +212,32 @@
         <w:pStyle w:val="Heading2"/>
       </w:pPr>
       <w:r>
-        <w:t>3. Release</w:t>
+        <w:t>3. Hold Harmless</w:t>
       </w:r>
     </w:p>
     <w:p>
       <w:r>
-        <w:t>To the fullest extent permitted by law, you release Birthright Foundation,</w:t>
+        <w:t>To the fullest extent permitted by law, you release and hold</w:t>
       </w:r>
     </w:p>
     <w:p>
       <w:r>
-        <w:t>its officers, directors, employees, volunteers, facilitators, artists,</w:t>
+        <w:t>harmless Birthright Foundation, its directors, officers, employees,</w:t>
       </w:r>
     </w:p>
     <w:p>
       <w:r>
-        <w:t>vendors, and partners (collectively "Released Parties") from any and all</w:t>
+        <w:t>volunteers, facilitators, vendors, and community partners from any</w:t>
       </w:r>
     </w:p>
     <w:p>
       <w:r>
-        <w:t>claims, demands, damages, or causes of action arising out of your use of</w:t>
+        <w:t>claim, loss, or damage arising out of your participation, except</w:t>
       </w:r>
     </w:p>
     <w:p>
       <w:r>
-        <w:t>the Services or your reliance on any content, product, workshop, or AI</w:t>
-      </w:r>
-    </w:p>
-    <w:p>
-      <w:r>
-        <w:t>output made available through them.</w:t>
+        <w:t>claims caused by our gross negligence or wilful misconduct.</w:t>
       </w:r>
     </w:p>
     <w:p>
@@ -244,32 +245,22 @@
         <w:pStyle w:val="Heading2"/>
       </w:pPr>
       <w:r>
-        <w:t>4. Indemnification</w:t>
+        <w:t>4. Indemnity by You</w:t>
       </w:r>
     </w:p>
     <w:p>
       <w:r>
-        <w:t>You will defend, indemnify, and hold harmless the Released Parties from</w:t>
+        <w:t>You agree to defend and indemnify the parties in Section 3 against</w:t>
       </w:r>
     </w:p>
     <w:p>
       <w:r>
-        <w:t>any third-party claim arising out of (a) your breach of these Terms or any</w:t>
+        <w:t>third-party claims arising from your acts or omissions or from your</w:t>
       </w:r>
     </w:p>
     <w:p>
       <w:r>
-        <w:t>policy referenced by them, (b) your infringement of another person's</w:t>
-      </w:r>
-    </w:p>
-    <w:p>
-      <w:r>
-        <w:t>rights (including IP or privacy), (c) your unlawful conduct on the</w:t>
-      </w:r>
-    </w:p>
-    <w:p>
-      <w:r>
-        <w:t>platform, or (d) content you upload or transmit through the Services.</w:t>
+        <w:t>breach of this agreement.</w:t>
       </w:r>
     </w:p>
     <w:p>
@@ -277,27 +268,17 @@
         <w:pStyle w:val="Heading2"/>
       </w:pPr>
       <w:r>
-        <w:t>5. Physical Products</w:t>
+        <w:t>5. Data &amp; Privacy</w:t>
       </w:r>
     </w:p>
     <w:p>
       <w:r>
-        <w:t>Physical goods sold or referred through the Services carry their own</w:t>
+        <w:t>Personal information you share in the course of participation is</w:t>
       </w:r>
     </w:p>
     <w:p>
       <w:r>
-        <w:t>manufacturer/vendor warranties. Birthright's liability for defective</w:t>
-      </w:r>
-    </w:p>
-    <w:p>
-      <w:r>
-        <w:t>product is limited to refund or replacement per our Refund &amp; Returns</w:t>
-      </w:r>
-    </w:p>
-    <w:p>
-      <w:r>
-        <w:t>Policy.</w:t>
+        <w:t>governed by our [Privacy Policy](/legal/privacy).</w:t>
       </w:r>
     </w:p>
     <w:p>
@@ -305,22 +286,22 @@
         <w:pStyle w:val="Heading2"/>
       </w:pPr>
       <w:r>
-        <w:t>6. Facilitators &amp; Volunteers</w:t>
+        <w:t>6. Community Conduct</w:t>
       </w:r>
     </w:p>
     <w:p>
       <w:r>
-        <w:t>Facilitators and volunteers who host or contribute to Birthright programs</w:t>
+        <w:t>You agree to follow our</w:t>
       </w:r>
     </w:p>
     <w:p>
       <w:r>
-        <w:t>are covered by this agreement as Released Parties when acting in that</w:t>
+        <w:t>[Community Standards](/legal/community-standards) and to treat</w:t>
       </w:r>
     </w:p>
     <w:p>
       <w:r>
-        <w:t>capacity, and are separately covered by their role-specific agreements.</w:t>
+        <w:t>facilitators, fellow participants, and partners with respect.</w:t>
       </w:r>
     </w:p>
     <w:p>
@@ -328,22 +309,22 @@
         <w:pStyle w:val="Heading2"/>
       </w:pPr>
       <w:r>
-        <w:t>7. Not a Substitute for Care</w:t>
+        <w:t>7. Versioning</w:t>
       </w:r>
     </w:p>
     <w:p>
       <w:r>
-        <w:t>If you are experiencing a mental-health crisis, thoughts of self-harm, or</w:t>
+        <w:t>This agreement is versioned. When we substantively change it, we</w:t>
       </w:r>
     </w:p>
     <w:p>
       <w:r>
-        <w:t>an emergency, contact emergency services (911 in the U.S.) or your local</w:t>
+        <w:t>will notify you and ask you to review and accept the new version</w:t>
       </w:r>
     </w:p>
     <w:p>
       <w:r>
-        <w:t>crisis line. Birthright is not a crisis or clinical service.</w:t>
+        <w:t>before further participation.</w:t>
       </w:r>
     </w:p>
     <w:p>
@@ -351,51 +332,43 @@
         <w:pStyle w:val="Heading2"/>
       </w:pPr>
       <w:r>
-        <w:t>8. Governing Law &amp; Dispute Resolution</w:t>
+        <w:t>8. Governing Law</w:t>
       </w:r>
     </w:p>
     <w:p>
       <w:r>
-        <w:t>This agreement is governed by the laws of [STATE OF INCORPORATION] and any</w:t>
+        <w:t>Governed by the laws of the State of North Carolina, USA. Disputes</w:t>
       </w:r>
     </w:p>
     <w:p>
       <w:r>
-        <w:t>dispute is resolved through the mechanism in the Terms of Service.</w:t>
-      </w:r>
-    </w:p>
-    <w:p>
-      <w:pPr>
-        <w:pStyle w:val="Heading2"/>
-      </w:pPr>
-      <w:r>
-        <w:t>9. Effective Date</w:t>
+        <w:t>subject to the exclusive jurisdiction of courts sitting in</w:t>
       </w:r>
     </w:p>
     <w:p>
       <w:r>
-        <w:t>This agreement is effective when you register, purchase, or otherwise</w:t>
+        <w:t>Mecklenburg County, NC.</w:t>
       </w:r>
     </w:p>
     <w:p>
       <w:r>
-        <w:t>interact with the Services on or after its published effective date.</w:t>
+        <w:t>**By signing (electronically or on paper) you confirm you have read</w:t>
+      </w:r>
+    </w:p>
+    <w:p>
+      <w:r>
+        <w:t>and accepted this agreement in its entirety.**</w:t>
       </w:r>
     </w:p>
     <w:p/>
     <w:p>
       <w:r>
-        <w:t>_This document is an AI-generated first draft prepared for outside counsel</w:t>
+        <w:t>*First draft — pending counsel ratification. Comments to</w:t>
       </w:r>
     </w:p>
     <w:p>
       <w:r>
-        <w:t>review. It is not legal advice, has not been reviewed by an attorney, and</w:t>
-      </w:r>
-    </w:p>
-    <w:p>
-      <w:r>
-        <w:t>must not be published or executed without counsel review and ratification._</w:t>
+        <w:t>legal@birthright.live.*</w:t>
       </w:r>
     </w:p>
     <w:p/>
@@ -409,17 +382,12 @@
     </w:p>
     <w:p>
       <w:r>
-        <w:t>This document was drafted with EU / UK regulatory alignment in mind. Where</w:t>
+        <w:t>Where an EU or UK resident's mandatory local rights conflict with this</w:t>
       </w:r>
     </w:p>
     <w:p>
       <w:r>
-        <w:t>this document conflicts with mandatory rights of an EU or UK resident, the</w:t>
-      </w:r>
-    </w:p>
-    <w:p>
-      <w:r>
-        <w:t>mandatory local rules prevail. In particular:</w:t>
+        <w:t>document, the local rules prevail. Key points:</w:t>
       </w:r>
     </w:p>
     <w:p>
@@ -430,30 +398,34 @@
         <w:rPr>
           <w:b/>
         </w:rPr>
-        <w:t>GDPR (EU) 2016/679 and UK GDPR</w:t>
+        <w:t>GDPR (EU) 2016/679</w:t>
       </w:r>
       <w:r>
-        <w:t xml:space="preserve"> apply to processing of personal data</w:t>
+        <w:t xml:space="preserve"> and </w:t>
+      </w:r>
+      <w:r>
+        <w:rPr>
+          <w:b/>
+        </w:rPr>
+        <w:t>UK GDPR</w:t>
+      </w:r>
+      <w:r>
+        <w:t xml:space="preserve"> govern personal-data</w:t>
       </w:r>
     </w:p>
     <w:p>
       <w:r>
-        <w:t>of individuals in the EEA and UK. Where Birthright is the controller,</w:t>
+        <w:t>processing. Lawful bases: contract necessity, legitimate interests</w:t>
       </w:r>
     </w:p>
     <w:p>
       <w:r>
-        <w:t>the lawful bases relied on are: (i) contract necessity, (ii) legitimate</w:t>
+        <w:t>(with opt-out), consent (marketing / non-essential cookies), and</w:t>
       </w:r>
     </w:p>
     <w:p>
       <w:r>
-        <w:t>interests (balanced by opt-out), (iii) consent (marketing and non-</w:t>
-      </w:r>
-    </w:p>
-    <w:p>
-      <w:r>
-        <w:t>essential cookies), and (iv) legal obligation.</w:t>
+        <w:t>legal obligation.</w:t>
       </w:r>
     </w:p>
     <w:p>
@@ -464,15 +436,15 @@
         <w:rPr>
           <w:b/>
         </w:rPr>
-        <w:t>ePrivacy Directive (2002/58/EC as amended)</w:t>
+        <w:t>ePrivacy Directive (2002/58/EC)</w:t>
       </w:r>
       <w:r>
-        <w:t xml:space="preserve"> applies to cookies and</w:t>
+        <w:t xml:space="preserve"> — non-essential cookies require</w:t>
       </w:r>
     </w:p>
     <w:p>
       <w:r>
-        <w:t>similar tracking. Non-essential cookies require prior opt-in consent.</w:t>
+        <w:t>prior opt-in consent (see our Cookie Notice).</w:t>
       </w:r>
     </w:p>
     <w:p>
@@ -483,25 +455,25 @@
         <w:rPr>
           <w:b/>
         </w:rPr>
-        <w:t>EU Consumer Rights Directive (2011/83/EU)</w:t>
+        <w:t>Consumer Rights Directive (2011/83/EU)</w:t>
       </w:r>
       <w:r>
-        <w:t xml:space="preserve"> — EU/UK consumers have</w:t>
+        <w:t xml:space="preserve"> — 14-day right of</w:t>
       </w:r>
     </w:p>
     <w:p>
       <w:r>
-        <w:t>a 14-day right of withdrawal on distance sales of goods and most</w:t>
+        <w:t>withdrawal on distance sales of goods and most digital services.</w:t>
       </w:r>
     </w:p>
     <w:p>
       <w:r>
-        <w:t>digital services. Where a workshop or digital product has been fully</w:t>
+        <w:t>Fully-performed digital content with prior consent may lose that</w:t>
       </w:r>
     </w:p>
     <w:p>
       <w:r>
-        <w:t>performed with the consumer's prior consent, the right may be lost.</w:t>
+        <w:t>right.</w:t>
       </w:r>
     </w:p>
     <w:p>
@@ -512,25 +484,20 @@
         <w:rPr>
           <w:b/>
         </w:rPr>
-        <w:t>Digital Services Act (Regulation 2022/2065)</w:t>
+        <w:t>Digital Services Act (Reg. 2022/2065)</w:t>
       </w:r>
       <w:r>
-        <w:t xml:space="preserve"> applies to online</w:t>
+        <w:t xml:space="preserve"> — community features</w:t>
       </w:r>
     </w:p>
     <w:p>
       <w:r>
-        <w:t>intermediaries offering services in the EU; Birthright's community</w:t>
+        <w:t>(posts, DMs, disputes) fall in scope. Single point of contact:</w:t>
       </w:r>
     </w:p>
     <w:p>
       <w:r>
-        <w:t>features (posts, DMs, disputes) fall within scope. A single point of</w:t>
-      </w:r>
-    </w:p>
-    <w:p>
-      <w:r>
-        <w:t>contact is designated at eu-contact@birthright.live.</w:t>
+        <w:t>eu-contact@birthright.live.</w:t>
       </w:r>
     </w:p>
     <w:p>
@@ -541,78 +508,15 @@
         <w:rPr>
           <w:b/>
         </w:rPr>
-        <w:t>EU AI Act (Regulation 2024/1689)</w:t>
+        <w:t>Cross-border transfers</w:t>
       </w:r>
       <w:r>
-        <w:t xml:space="preserve"> applies to providers and deployers</w:t>
+        <w:t xml:space="preserve"> — EU SCCs (2021/914) + UK IDTA with a</w:t>
       </w:r>
     </w:p>
     <w:p>
       <w:r>
-        <w:t>of AI systems affecting EU users. Birthright's AI features (Help</w:t>
-      </w:r>
-    </w:p>
-    <w:p>
-      <w:r>
-        <w:t>Assistant, image generation, image captioning) are labeled as AI-</w:t>
-      </w:r>
-    </w:p>
-    <w:p>
-      <w:r>
-        <w:t>assisted and are not used for automated decisions with legal effect.</w:t>
-      </w:r>
-    </w:p>
-    <w:p>
-      <w:pPr>
-        <w:pStyle w:val="ListBullet"/>
-      </w:pPr>
-      <w:r>
-        <w:rPr>
-          <w:b/>
-        </w:rPr>
-        <w:t>Data transfers out of the EEA/UK/CH</w:t>
-      </w:r>
-      <w:r>
-        <w:t xml:space="preserve"> rely on the EU Standard</w:t>
-      </w:r>
-    </w:p>
-    <w:p>
-      <w:r>
-        <w:t>Contractual Clauses (2021/914) and the UK International Data Transfer</w:t>
-      </w:r>
-    </w:p>
-    <w:p>
-      <w:r>
-        <w:t>Addendum, with a transfer-impact assessment on file for each sub-</w:t>
-      </w:r>
-    </w:p>
-    <w:p>
-      <w:r>
-        <w:t>processor.</w:t>
-      </w:r>
-    </w:p>
-    <w:p>
-      <w:pPr>
-        <w:pStyle w:val="ListBullet"/>
-      </w:pPr>
-      <w:r>
-        <w:rPr>
-          <w:b/>
-        </w:rPr>
-        <w:t>Data Protection Officer (DPO)</w:t>
-      </w:r>
-      <w:r>
-        <w:t xml:space="preserve"> — Birthright will designate a DPO</w:t>
-      </w:r>
-    </w:p>
-    <w:p>
-      <w:r>
-        <w:t>once threshold criteria under GDPR Art. 37 are met. Contact:</w:t>
-      </w:r>
-    </w:p>
-    <w:p>
-      <w:r>
-        <w:t>dpo@birthright.live.</w:t>
+        <w:t>transfer-impact assessment per sub-processor.</w:t>
       </w:r>
     </w:p>
     <w:p>
@@ -626,26 +530,12 @@
         <w:t>DSAR window</w:t>
       </w:r>
       <w:r>
-        <w:t xml:space="preserve"> — subject access, rectification, erasure, portability,</w:t>
+        <w:t xml:space="preserve"> — 30 days (extendable to 90) at</w:t>
       </w:r>
     </w:p>
     <w:p>
       <w:r>
-        <w:t xml:space="preserve">and objection requests are responded to within </w:t>
-      </w:r>
-      <w:r>
-        <w:rPr>
-          <w:b/>
-        </w:rPr>
-        <w:t>30 days</w:t>
-      </w:r>
-      <w:r>
-        <w:t xml:space="preserve"> (extendable</w:t>
-      </w:r>
-    </w:p>
-    <w:p>
-      <w:r>
-        <w:t>by 60 days for complex requests) at privacy@birthright.live.</w:t>
+        <w:t>privacy@birthright.live.</w:t>
       </w:r>
     </w:p>
     <w:p>
@@ -659,29 +549,25 @@
         <w:t>Supervisory authority</w:t>
       </w:r>
       <w:r>
-        <w:t xml:space="preserve"> — EU/UK residents may lodge a complaint with</w:t>
+        <w:t xml:space="preserve"> — EU: your national DPA</w:t>
       </w:r>
     </w:p>
     <w:p>
       <w:r>
-        <w:t>their local supervisory authority; a list is available at</w:t>
+        <w:t>(</w:t>
       </w:r>
-    </w:p>
-    <w:p>
       <w:hyperlink r:id="rId9">
         <w:r>
           <w:rPr>
             <w:color w:val="0563C1"/>
             <w:u w:val="single"/>
           </w:rPr>
-          <w:t xml:space="preserve">https://edpb.europa.eu/about-edpb/about-edpb/members_en</w:t>
+          <w:t xml:space="preserve">https://edpb.europa.eu</w:t>
         </w:r>
       </w:hyperlink>
       <w:r>
-        <w:t xml:space="preserve"> (EU) and</w:t>
+        <w:t>). UK: ICO (</w:t>
       </w:r>
-    </w:p>
-    <w:p>
       <w:hyperlink r:id="rId10">
         <w:r>
           <w:rPr>
@@ -692,31 +578,7 @@
         </w:r>
       </w:hyperlink>
       <w:r>
-        <w:t xml:space="preserve"> (UK).</w:t>
-      </w:r>
-    </w:p>
-    <w:p>
-      <w:pPr>
-        <w:pStyle w:val="ListBullet"/>
-      </w:pPr>
-      <w:r>
-        <w:rPr>
-          <w:b/>
-        </w:rPr>
-        <w:t>VAT</w:t>
-      </w:r>
-      <w:r>
-        <w:t xml:space="preserve"> — Where Birthright's EU B2C digital-service or goods sales</w:t>
-      </w:r>
-    </w:p>
-    <w:p>
-      <w:r>
-        <w:t>cross applicable thresholds, VAT registration (One-Stop-Shop or</w:t>
-      </w:r>
-    </w:p>
-    <w:p>
-      <w:r>
-        <w:t>country-by-country) will be completed.</w:t>
+        <w:t>).</w:t>
       </w:r>
     </w:p>
     <w:sectPr>

--- a/backend/legal_docs/04-indemnification-hold-harmless.docx
+++ b/backend/legal_docs/04-indemnification-hold-harmless.docx
@@ -133,17 +133,7 @@
         <w:t>Effective date:</w:t>
       </w:r>
       <w:r>
-        <w:t xml:space="preserve"> February 2026. This</w:t>
-      </w:r>
-    </w:p>
-    <w:p>
-      <w:r>
-        <w:t>agreement supplements the Terms of Service and applies to workshop</w:t>
-      </w:r>
-    </w:p>
-    <w:p>
-      <w:r>
-        <w:t>participants, partners, and volunteers.</w:t>
+        <w:t xml:space="preserve"> February 2026. This agreement supplements the Terms of Service and applies to workshop participants, partners, and volunteers.</w:t>
       </w:r>
     </w:p>
     <w:p>
@@ -156,27 +146,7 @@
     </w:p>
     <w:p>
       <w:r>
-        <w:t>Workshops, materials, community events, and partner services are</w:t>
-      </w:r>
-    </w:p>
-    <w:p>
-      <w:r>
-        <w:t>educational and self-development in nature. You participate at your</w:t>
-      </w:r>
-    </w:p>
-    <w:p>
-      <w:r>
-        <w:t>own discretion and are solely responsible for your physical,</w:t>
-      </w:r>
-    </w:p>
-    <w:p>
-      <w:r>
-        <w:t>emotional, and psychological wellbeing during and after</w:t>
-      </w:r>
-    </w:p>
-    <w:p>
-      <w:r>
-        <w:t>participation.</w:t>
+        <w:t>Workshops, materials, community events, and partner services are educational and self-development in nature. You participate at your own discretion and are solely responsible for your physical, emotional, and psychological wellbeing during and after participation.</w:t>
       </w:r>
     </w:p>
     <w:p>
@@ -189,22 +159,7 @@
     </w:p>
     <w:p>
       <w:r>
-        <w:t>Content offered by Birthright, its facilitators, and its partners is</w:t>
-      </w:r>
-    </w:p>
-    <w:p>
-      <w:r>
-        <w:t>not a substitute for licensed mental-health, medical, legal, or</w:t>
-      </w:r>
-    </w:p>
-    <w:p>
-      <w:r>
-        <w:t>financial advice. If you need such advice, please consult a licensed</w:t>
-      </w:r>
-    </w:p>
-    <w:p>
-      <w:r>
-        <w:t>professional.</w:t>
+        <w:t>Content offered by Birthright, its facilitators, and its partners is not a substitute for licensed mental-health, medical, legal, or financial advice. If you need such advice, please consult a licensed professional.</w:t>
       </w:r>
     </w:p>
     <w:p>
@@ -217,27 +172,7 @@
     </w:p>
     <w:p>
       <w:r>
-        <w:t>To the fullest extent permitted by law, you release and hold</w:t>
-      </w:r>
-    </w:p>
-    <w:p>
-      <w:r>
-        <w:t>harmless Birthright Foundation, its directors, officers, employees,</w:t>
-      </w:r>
-    </w:p>
-    <w:p>
-      <w:r>
-        <w:t>volunteers, facilitators, vendors, and community partners from any</w:t>
-      </w:r>
-    </w:p>
-    <w:p>
-      <w:r>
-        <w:t>claim, loss, or damage arising out of your participation, except</w:t>
-      </w:r>
-    </w:p>
-    <w:p>
-      <w:r>
-        <w:t>claims caused by our gross negligence or wilful misconduct.</w:t>
+        <w:t>To the fullest extent permitted by law, you release and hold harmless Birthright Foundation, its directors, officers, employees, volunteers, facilitators, vendors, and community partners from any claim, loss, or damage arising out of your participation, except claims caused by our gross negligence or wilful misconduct.</w:t>
       </w:r>
     </w:p>
     <w:p>
@@ -250,17 +185,7 @@
     </w:p>
     <w:p>
       <w:r>
-        <w:t>You agree to defend and indemnify the parties in Section 3 against</w:t>
-      </w:r>
-    </w:p>
-    <w:p>
-      <w:r>
-        <w:t>third-party claims arising from your acts or omissions or from your</w:t>
-      </w:r>
-    </w:p>
-    <w:p>
-      <w:r>
-        <w:t>breach of this agreement.</w:t>
+        <w:t>You agree to defend and indemnify the parties in Section 3 against third-party claims arising from your acts or omissions or from your breach of this agreement.</w:t>
       </w:r>
     </w:p>
     <w:p>
@@ -273,12 +198,7 @@
     </w:p>
     <w:p>
       <w:r>
-        <w:t>Personal information you share in the course of participation is</w:t>
-      </w:r>
-    </w:p>
-    <w:p>
-      <w:r>
-        <w:t>governed by our [Privacy Policy](/legal/privacy).</w:t>
+        <w:t>Personal information you share in the course of participation is governed by our [Privacy Policy](/legal/privacy).</w:t>
       </w:r>
     </w:p>
     <w:p>
@@ -291,17 +211,7 @@
     </w:p>
     <w:p>
       <w:r>
-        <w:t>You agree to follow our</w:t>
-      </w:r>
-    </w:p>
-    <w:p>
-      <w:r>
-        <w:t>[Community Standards](/legal/community-standards) and to treat</w:t>
-      </w:r>
-    </w:p>
-    <w:p>
-      <w:r>
-        <w:t>facilitators, fellow participants, and partners with respect.</w:t>
+        <w:t>You agree to follow our [Community Standards](/legal/community-standards) and to treat facilitators, fellow participants, and partners with respect.</w:t>
       </w:r>
     </w:p>
     <w:p>
@@ -314,17 +224,7 @@
     </w:p>
     <w:p>
       <w:r>
-        <w:t>This agreement is versioned. When we substantively change it, we</w:t>
-      </w:r>
-    </w:p>
-    <w:p>
-      <w:r>
-        <w:t>will notify you and ask you to review and accept the new version</w:t>
-      </w:r>
-    </w:p>
-    <w:p>
-      <w:r>
-        <w:t>before further participation.</w:t>
+        <w:t>This agreement is versioned. When we substantively change it, we will notify you and ask you to review and accept the new version before further participation.</w:t>
       </w:r>
     </w:p>
     <w:p>
@@ -337,38 +237,21 @@
     </w:p>
     <w:p>
       <w:r>
-        <w:t>Governed by the laws of the State of North Carolina, USA. Disputes</w:t>
+        <w:t>Governed by the laws of the State of North Carolina, USA. Disputes subject to the exclusive jurisdiction of courts sitting in Mecklenburg County, NC.</w:t>
       </w:r>
     </w:p>
     <w:p>
       <w:r>
-        <w:t>subject to the exclusive jurisdiction of courts sitting in</w:t>
-      </w:r>
-    </w:p>
-    <w:p>
-      <w:r>
-        <w:t>Mecklenburg County, NC.</w:t>
-      </w:r>
-    </w:p>
-    <w:p>
-      <w:r>
-        <w:t>**By signing (electronically or on paper) you confirm you have read</w:t>
-      </w:r>
-    </w:p>
-    <w:p>
-      <w:r>
-        <w:t>and accepted this agreement in its entirety.**</w:t>
+        <w:rPr>
+          <w:b/>
+        </w:rPr>
+        <w:t>By signing (electronically or on paper) you confirm you have read and accepted this agreement in its entirety.</w:t>
       </w:r>
     </w:p>
     <w:p/>
     <w:p>
       <w:r>
-        <w:t>*First draft — pending counsel ratification. Comments to</w:t>
-      </w:r>
-    </w:p>
-    <w:p>
-      <w:r>
-        <w:t>legal@birthright.live.*</w:t>
+        <w:t>*First draft — pending counsel ratification. Comments to legal@birthright.live.*</w:t>
       </w:r>
     </w:p>
     <w:p/>
@@ -382,12 +265,7 @@
     </w:p>
     <w:p>
       <w:r>
-        <w:t>Where an EU or UK resident's mandatory local rights conflict with this</w:t>
-      </w:r>
-    </w:p>
-    <w:p>
-      <w:r>
-        <w:t>document, the local rules prevail. Key points:</w:t>
+        <w:t>Where an EU or UK resident's mandatory local rights conflict with this document, the local rules prevail. Key points:</w:t>
       </w:r>
     </w:p>
     <w:p>
@@ -410,22 +288,7 @@
         <w:t>UK GDPR</w:t>
       </w:r>
       <w:r>
-        <w:t xml:space="preserve"> govern personal-data</w:t>
-      </w:r>
-    </w:p>
-    <w:p>
-      <w:r>
-        <w:t>processing. Lawful bases: contract necessity, legitimate interests</w:t>
-      </w:r>
-    </w:p>
-    <w:p>
-      <w:r>
-        <w:t>(with opt-out), consent (marketing / non-essential cookies), and</w:t>
-      </w:r>
-    </w:p>
-    <w:p>
-      <w:r>
-        <w:t>legal obligation.</w:t>
+        <w:t xml:space="preserve"> govern personal-data processing. Lawful bases: contract necessity, legitimate interests (with opt-out), consent (marketing / non-essential cookies), and legal obligation.</w:t>
       </w:r>
     </w:p>
     <w:p>
@@ -439,12 +302,7 @@
         <w:t>ePrivacy Directive (2002/58/EC)</w:t>
       </w:r>
       <w:r>
-        <w:t xml:space="preserve"> — non-essential cookies require</w:t>
-      </w:r>
-    </w:p>
-    <w:p>
-      <w:r>
-        <w:t>prior opt-in consent (see our Cookie Notice).</w:t>
+        <w:t xml:space="preserve"> — non-essential cookies require prior opt-in consent (see our Cookie Notice).</w:t>
       </w:r>
     </w:p>
     <w:p>
@@ -458,22 +316,7 @@
         <w:t>Consumer Rights Directive (2011/83/EU)</w:t>
       </w:r>
       <w:r>
-        <w:t xml:space="preserve"> — 14-day right of</w:t>
-      </w:r>
-    </w:p>
-    <w:p>
-      <w:r>
-        <w:t>withdrawal on distance sales of goods and most digital services.</w:t>
-      </w:r>
-    </w:p>
-    <w:p>
-      <w:r>
-        <w:t>Fully-performed digital content with prior consent may lose that</w:t>
-      </w:r>
-    </w:p>
-    <w:p>
-      <w:r>
-        <w:t>right.</w:t>
+        <w:t xml:space="preserve"> — 14-day right of withdrawal on distance sales of goods and most digital services. Fully-performed digital content with prior consent may lose that right.</w:t>
       </w:r>
     </w:p>
     <w:p>
@@ -487,17 +330,7 @@
         <w:t>Digital Services Act (Reg. 2022/2065)</w:t>
       </w:r>
       <w:r>
-        <w:t xml:space="preserve"> — community features</w:t>
-      </w:r>
-    </w:p>
-    <w:p>
-      <w:r>
-        <w:t>(posts, DMs, disputes) fall in scope. Single point of contact:</w:t>
-      </w:r>
-    </w:p>
-    <w:p>
-      <w:r>
-        <w:t>eu-contact@birthright.live.</w:t>
+        <w:t xml:space="preserve"> — community features (posts, DMs, disputes) fall in scope. Single point of contact: eu-contact@birthright.live.</w:t>
       </w:r>
     </w:p>
     <w:p>
@@ -511,12 +344,7 @@
         <w:t>Cross-border transfers</w:t>
       </w:r>
       <w:r>
-        <w:t xml:space="preserve"> — EU SCCs (2021/914) + UK IDTA with a</w:t>
-      </w:r>
-    </w:p>
-    <w:p>
-      <w:r>
-        <w:t>transfer-impact assessment per sub-processor.</w:t>
+        <w:t xml:space="preserve"> — EU SCCs (2021/914) + UK IDTA with a transfer-impact assessment per sub-processor.</w:t>
       </w:r>
     </w:p>
     <w:p>
@@ -530,12 +358,7 @@
         <w:t>DSAR window</w:t>
       </w:r>
       <w:r>
-        <w:t xml:space="preserve"> — 30 days (extendable to 90) at</w:t>
-      </w:r>
-    </w:p>
-    <w:p>
-      <w:r>
-        <w:t>privacy@birthright.live.</w:t>
+        <w:t xml:space="preserve"> — 30 days (extendable to 90) at privacy@birthright.live.</w:t>
       </w:r>
     </w:p>
     <w:p>
@@ -549,12 +372,7 @@
         <w:t>Supervisory authority</w:t>
       </w:r>
       <w:r>
-        <w:t xml:space="preserve"> — EU: your national DPA</w:t>
-      </w:r>
-    </w:p>
-    <w:p>
-      <w:r>
-        <w:t>(</w:t>
+        <w:t xml:space="preserve"> — EU: your national DPA (</w:t>
       </w:r>
       <w:hyperlink r:id="rId9">
         <w:r>
@@ -583,7 +401,7 @@
     </w:p>
     <w:sectPr>
       <w:pgSz w:w="12240" w:h="15840"/>
-      <w:pgMar w:top="1152" w:right="1296" w:bottom="1152" w:left="1296" w:header="720" w:footer="720" w:gutter="0"/>
+      <w:pgMar w:top="1440" w:right="1440" w:bottom="1440" w:left="1440" w:header="720" w:footer="720" w:gutter="0"/>
       <w:cols w:space="720"/>
       <w:docGrid w:linePitch="360"/>
     </w:sectPr>
@@ -954,6 +772,9 @@
     <w:name w:val="Normal"/>
     <w:qFormat/>
     <w:rsid w:val="00FC693F"/>
+    <w:pPr>
+      <w:spacing w:line="240" w:lineRule="auto" w:before="0" w:after="120"/>
+    </w:pPr>
     <w:rPr>
       <w:rFonts w:ascii="Calibri" w:hAnsi="Calibri"/>
       <w:sz w:val="22"/>

--- a/backend/legal_docs/04-indemnification-hold-harmless.docx
+++ b/backend/legal_docs/04-indemnification-hold-harmless.docx
@@ -105,7 +105,7 @@
           <w:i/>
           <w:color w:val="7C5316"/>
         </w:rPr>
-        <w:t>Executive Director: James Reagan · Contact: legal@birthright.live</w:t>
+        <w:t>Executive Director: Amanda Reagan · Contact: legal@birthright.live</w:t>
       </w:r>
     </w:p>
     <w:p>
